--- a/klagomål/A 40487-2026 FSC-klagomål.docx
+++ b/klagomål/A 40487-2026 FSC-klagomål.docx
@@ -701,7 +701,7 @@
     <w:r>
       <w:tab/>
       <w:tab/>
-      <w:t>2026-10-01</w:t>
+      <w:t>2026-10-02</w:t>
       <w:br/>
       <w:br/>
     </w:r>

--- a/klagomål/A 40487-2026 FSC-klagomål.docx
+++ b/klagomål/A 40487-2026 FSC-klagomål.docx
@@ -701,7 +701,7 @@
     <w:r>
       <w:tab/>
       <w:tab/>
-      <w:t>2026-10-02</w:t>
+      <w:t>2026-10-03</w:t>
       <w:br/>
       <w:br/>
     </w:r>

--- a/klagomål/A 40487-2026 FSC-klagomål.docx
+++ b/klagomål/A 40487-2026 FSC-klagomål.docx
@@ -701,7 +701,7 @@
     <w:r>
       <w:tab/>
       <w:tab/>
-      <w:t>2026-10-03</w:t>
+      <w:t>2026-10-04</w:t>
       <w:br/>
       <w:br/>
     </w:r>

--- a/klagomål/A 40487-2026 FSC-klagomål.docx
+++ b/klagomål/A 40487-2026 FSC-klagomål.docx
@@ -701,7 +701,7 @@
     <w:r>
       <w:tab/>
       <w:tab/>
-      <w:t>2026-10-04</w:t>
+      <w:t>2026-10-05</w:t>
       <w:br/>
       <w:br/>
     </w:r>

--- a/klagomål/A 40487-2026 FSC-klagomål.docx
+++ b/klagomål/A 40487-2026 FSC-klagomål.docx
@@ -701,7 +701,7 @@
     <w:r>
       <w:tab/>
       <w:tab/>
-      <w:t>2026-10-05</w:t>
+      <w:t>2026-10-06</w:t>
       <w:br/>
       <w:br/>
     </w:r>

--- a/klagomål/A 40487-2026 FSC-klagomål.docx
+++ b/klagomål/A 40487-2026 FSC-klagomål.docx
@@ -701,7 +701,7 @@
     <w:r>
       <w:tab/>
       <w:tab/>
-      <w:t>2026-10-06</w:t>
+      <w:t>2026-10-07</w:t>
       <w:br/>
       <w:br/>
     </w:r>

--- a/klagomål/A 40487-2026 FSC-klagomål.docx
+++ b/klagomål/A 40487-2026 FSC-klagomål.docx
@@ -701,7 +701,7 @@
     <w:r>
       <w:tab/>
       <w:tab/>
-      <w:t>2026-10-07</w:t>
+      <w:t>2026-10-08</w:t>
       <w:br/>
       <w:br/>
     </w:r>

--- a/klagomål/A 40487-2026 FSC-klagomål.docx
+++ b/klagomål/A 40487-2026 FSC-klagomål.docx
@@ -701,7 +701,7 @@
     <w:r>
       <w:tab/>
       <w:tab/>
-      <w:t>2026-10-08</w:t>
+      <w:t>2026-10-09</w:t>
       <w:br/>
       <w:br/>
     </w:r>

--- a/klagomål/A 40487-2026 FSC-klagomål.docx
+++ b/klagomål/A 40487-2026 FSC-klagomål.docx
@@ -701,7 +701,7 @@
     <w:r>
       <w:tab/>
       <w:tab/>
-      <w:t>2026-10-09</w:t>
+      <w:t>2026-10-10</w:t>
       <w:br/>
       <w:br/>
     </w:r>

--- a/klagomål/A 40487-2026 FSC-klagomål.docx
+++ b/klagomål/A 40487-2026 FSC-klagomål.docx
@@ -701,7 +701,7 @@
     <w:r>
       <w:tab/>
       <w:tab/>
-      <w:t>2026-10-10</w:t>
+      <w:t>2026-10-11</w:t>
       <w:br/>
       <w:br/>
     </w:r>

--- a/klagomål/A 40487-2026 FSC-klagomål.docx
+++ b/klagomål/A 40487-2026 FSC-klagomål.docx
@@ -701,7 +701,7 @@
     <w:r>
       <w:tab/>
       <w:tab/>
-      <w:t>2026-10-11</w:t>
+      <w:t>2026-10-12</w:t>
       <w:br/>
       <w:br/>
     </w:r>

--- a/klagomål/A 40487-2026 FSC-klagomål.docx
+++ b/klagomål/A 40487-2026 FSC-klagomål.docx
@@ -216,12 +216,12 @@
         <w:spacing w:after="240"/>
       </w:pPr>
       <w:r>
-        <w:t>Figur 1. Fyndplatser för naturvårdsarter i och inom 4 meter från avverkningsanmälan. Markörer utan svart kant är placerade på fyndplatsen. Markörer med svart kant är placerade vid sidan av fyndplatsen och har ett svart streck som visar fyndplatsens exakta position. Kartans mittpunktskoordinat är N 6436120, E 326989 i SWEREF 99 TM.</w:t>
+        <w:t>Figur 1. Fyndplatser för naturvårdsarter i och inom 14 meter från avverkningsanmälan. Markörer utan svart kant är placerade på fyndplatsen. Markörer med svart kant är placerade vid sidan av fyndplatsen och har ett svart streck som visar fyndplatsens exakta position. Kartans mittpunktskoordinat är N 6436120, E 326989 i SWEREF 99 TM.</w:t>
       </w:r>
     </w:p>
     <w:p>
       <w:r>
-        <w:t>I och inom 4 meter från avverkningsanmälan finns fynd av 5 naturvårdsarter, varav 4 är fridlysta, 2 är typiska (T) och 1 är signalart (S): kambräken (S, T), mattlummer (T, §9), lopplummer (aggregat) (§9), revlummer (§9) och äkta lopplummer (§9). Se Figur 1.</w:t>
+        <w:t>I och inom 14 meter från avverkningsanmälan finns fynd av 11 naturvårdsarter, varav 5 är fridlysta, 6 är typiska (T) och 6 är signalarter (S): blåmossa (S, T), kambräken (S, T), klippfrullania (S, T), platt fjädermossa (S, T), smal svampklubba (S), västlig hakmossa (S), mattlummer (T, §9), spillkråka (T, §4), lopplummer (aggregat) (§9), revlummer (§9) och äkta lopplummer (§9). Se Figur 1.</w:t>
       </w:r>
     </w:p>
     <w:p>
@@ -244,7 +244,36 @@
     </w:p>
     <w:p>
       <w:r>
-        <w:t>Nedan följer beskrivningar av de naturvårdsarter och fridlysta arter som har sina livsmiljöer och växtplatser i den avverkningsanmälda skogen. De påträffade naturvårdsarterna är ett tydligt kvitto på att det rör sig om en skog med höga naturvärden.</w:t>
+        <w:t>Nedan följer beskrivningar av de naturvårdsarter och fridlysta arter som har sina livsmiljöer och växtplatser i den avverkningsanmälda skogen. Se även ytterligare artfakta i BILAGA 1. De påträffade naturvårdsarterna är ett tydligt kvitto på att det rör sig om en skog med höga naturvärden.</w:t>
+      </w:r>
+    </w:p>
+    <w:p>
+      <w:r>
+        <w:rPr>
+          <w:b/>
+        </w:rPr>
+        <w:t xml:space="preserve">Blåmossa </w:t>
+      </w:r>
+      <w:r>
+        <w:t xml:space="preserve">har karaktäristiska kuddar som är lätta att se på långt håll. Mycket stora kuddar, större än 0,5 meter i höjd, indikerar höga naturvärden där skogen har en lång period av orördhet oh stabila miljöförhållanden. Mossan växer under gynnsamma omständigheter cirka 1 centimeter per år och stora kuddar kan därför indirekt visa att lokalen varit lämplig under en lång tid. Blåmossa är typisk art för </w:t>
+      </w:r>
+      <w:r>
+        <w:rPr>
+          <w:i/>
+        </w:rPr>
+        <w:t>9010 Taiga, 9080 Lövsumpskog</w:t>
+      </w:r>
+      <w:r>
+        <w:t xml:space="preserve"> och </w:t>
+      </w:r>
+      <w:r>
+        <w:rPr>
+          <w:i/>
+        </w:rPr>
+        <w:t>9750 Svämlövskog</w:t>
+      </w:r>
+      <w:r>
+        <w:t xml:space="preserve"> (SLU Artdatabanken, 2025; Nitare &amp; Skogsstyrelsen, 2019).</w:t>
       </w:r>
     </w:p>
     <w:p>
@@ -281,6 +310,82 @@
         <w:rPr>
           <w:b/>
         </w:rPr>
+        <w:t>Klippfrullania</w:t>
+      </w:r>
+      <w:r>
+        <w:t xml:space="preserve"> är i centrala, östra och norra Sverige en bra signalart. Den påträffas där i skyddsvärda skogsmiljöer med lång kontinuitet av gamla träd i halvöppen terräng, samt trädklädda bergbranter med ett mikroklimat som har konstant hög och jämn luftfuktighet året om. Klippfrullania är typisk art för </w:t>
+      </w:r>
+      <w:r>
+        <w:rPr>
+          <w:i/>
+        </w:rPr>
+        <w:t xml:space="preserve">9020 Nordlig ädellövskog, 9110 Näringsfattig bokskog, 9130 Näringsrik bokskog, 9160 Näringsrik ekskog, 9180 Ädellövskog i branter </w:t>
+      </w:r>
+      <w:r>
+        <w:t xml:space="preserve">och </w:t>
+      </w:r>
+      <w:r>
+        <w:rPr>
+          <w:i/>
+        </w:rPr>
+        <w:t xml:space="preserve">9190 Näringsfattig ekskog </w:t>
+      </w:r>
+      <w:r>
+        <w:t>(Nitare &amp; Skogsstyrelsen, 2019; SLU Artdatabanken, 2025).</w:t>
+      </w:r>
+    </w:p>
+    <w:p>
+      <w:r>
+        <w:rPr>
+          <w:b/>
+        </w:rPr>
+        <w:t xml:space="preserve">Platt fjädermossa </w:t>
+      </w:r>
+      <w:r>
+        <w:t>växer på såväl trädstammar (särskilt bok och andra ädla lövträd) som klippor (helst basiska bergarter). Norrut förekommer den endast på basiska klippor. Rika förekomster och fynd med sporkapslar indikerar höga naturvärden och en artrik mossbiotop.</w:t>
+      </w:r>
+      <w:r>
+        <w:rPr>
+          <w:b/>
+        </w:rPr>
+        <w:t xml:space="preserve"> </w:t>
+      </w:r>
+      <w:r>
+        <w:t xml:space="preserve">Platt fjädermossa är typisk art för </w:t>
+      </w:r>
+      <w:r>
+        <w:rPr>
+          <w:i/>
+        </w:rPr>
+        <w:t>9010 Taiga,</w:t>
+      </w:r>
+      <w:r>
+        <w:t xml:space="preserve"> </w:t>
+      </w:r>
+      <w:r>
+        <w:rPr>
+          <w:i/>
+        </w:rPr>
+        <w:t>9020 Nordlig ädellövskog, 9110 Näringsfattig bokskog, 9130 Näringsrik bokskog, 9160 Näringsrik ekskog, 9180 Ädellövskog i branter</w:t>
+      </w:r>
+      <w:r>
+        <w:t xml:space="preserve"> och</w:t>
+      </w:r>
+      <w:r>
+        <w:rPr>
+          <w:i/>
+        </w:rPr>
+        <w:t xml:space="preserve"> 9190 Näringsfattig ekskog </w:t>
+      </w:r>
+      <w:r>
+        <w:t>(Nitare &amp; Skogsstyrelsen, 2019; SLU Artdatabanken, 2025).</w:t>
+      </w:r>
+    </w:p>
+    <w:p>
+      <w:r>
+        <w:rPr>
+          <w:b/>
+        </w:rPr>
         <w:t>Mattlummer (§9)</w:t>
       </w:r>
       <w:r>
@@ -294,6 +399,35 @@
       </w:r>
       <w:r>
         <w:t>(SLU Artdatabanken, 2025).</w:t>
+      </w:r>
+    </w:p>
+    <w:p>
+      <w:r>
+        <w:rPr>
+          <w:b/>
+        </w:rPr>
+        <w:t>Spillkråka (§4)</w:t>
+      </w:r>
+      <w:r>
+        <w:t xml:space="preserve"> omfattas av bilaga 1 i EU:s fågeldirektiv och är typisk art för </w:t>
+      </w:r>
+      <w:r>
+        <w:rPr>
+          <w:i/>
+        </w:rPr>
+        <w:t xml:space="preserve">9010 Taiga </w:t>
+      </w:r>
+      <w:r>
+        <w:t>och</w:t>
+      </w:r>
+      <w:r>
+        <w:rPr>
+          <w:i/>
+        </w:rPr>
+        <w:t xml:space="preserve"> 9740 Skogsbevuxen myr</w:t>
+      </w:r>
+      <w:r>
+        <w:t>. Den behöver grova träd, främst tall, asp och bok som boträd. Skogsbruk med korta omloppstider och täta, homogena ungskogar utgör det största hotet. Spillkråka är en nyckelart i skogliga miljöer vars övergivna bohål utnyttjas av flera andra hålhäckande fågelarter och fladdermöss, däribland pärluggla (EN, §4), knipa (§4), salskrake (§4) och skogsduva (§4). Hökuggla (VU, §4) och slaguggla (§4) häckar ofta i högstubbar som brutits av i höjd med ett gammalt spillkråkebo (SLU Artdatabanken, 2026; Skogsstyrelsen, 2016).</w:t>
       </w:r>
     </w:p>
     <w:p>
@@ -348,6 +482,22 @@
       <w:r>
         <w:t>I den avverkningsanmälda skogen har fridlysta arter sina livsmiljöer och växtplatser. Att skada de fridlysta arternas livsmiljöer, växtplatser eller ekologiska funktion är inte tillåtet enligt artskyddsförordningen.</w:t>
       </w:r>
+      <w:r>
+        <w:rPr>
+          <w:i/>
+        </w:rPr>
+        <w:t xml:space="preserve"> EU:s medlemsländer och skogsbolag är skyldiga att agera i enlighet med EU:s fågeldirektiv där det uttryckligen står att direktivet gäller för fåglar samt för deras ägg, bon och </w:t>
+      </w:r>
+      <w:r>
+        <w:rPr>
+          <w:b/>
+          <w:i/>
+        </w:rPr>
+        <w:t xml:space="preserve">livsmiljöer </w:t>
+      </w:r>
+      <w:r>
+        <w:t>(artikel 1). Vidare att de åtgärder som vidtas inte får leda till en försämring av den nuvarande situationen beträffande bevarandet av de fågelarter som avses i artikel 1 (artikel 13).</w:t>
+      </w:r>
     </w:p>
     <w:p>
       <w:r>
@@ -386,7 +536,7 @@
         <w:rPr>
           <w:i/>
         </w:rPr>
-        <w:t>I det avverkningsanmälda skogsområdet har 5 naturvårdsarter varav 0 rödlistade arter sina livsmiljöer och växtplatser.</w:t>
+        <w:t>I det avverkningsanmälda skogsområdet har 11 naturvårdsarter varav 0 rödlistade arter sina livsmiljöer och växtplatser.</w:t>
       </w:r>
     </w:p>
     <w:p>
@@ -573,6 +723,91 @@
         <w:t>I den avverkningsanmälda skogen har fridlysta arter sina livsmiljöer och växtplatser. Att skada de fridlysta arternas livsmiljöer, växtplatser eller ekologiska funktion är inte tillåtet enligt artskyddsförordningen</w:t>
       </w:r>
     </w:p>
+    <w:p>
+      <w:r>
+        <w:br w:type="page"/>
+      </w:r>
+    </w:p>
+    <w:p>
+      <w:pPr>
+        <w:pStyle w:val="Title"/>
+      </w:pPr>
+      <w:r>
+        <w:t>BILAGA 1 – Fridlysta arter</w:t>
+      </w:r>
+    </w:p>
+    <w:p>
+      <w:pPr>
+        <w:pStyle w:val="Heading1"/>
+      </w:pPr>
+      <w:r>
+        <w:t>Spillkråka – ekologi samt krav på livsmiljön</w:t>
+      </w:r>
+    </w:p>
+    <w:p>
+      <w:r>
+        <w:t xml:space="preserve">Spillkråka (§4) ingår i bilaga 1 EU:s fågeldirektiv och är typisk art för </w:t>
+      </w:r>
+      <w:r>
+        <w:rPr>
+          <w:i/>
+        </w:rPr>
+        <w:t xml:space="preserve">9010 Taiga </w:t>
+      </w:r>
+      <w:r>
+        <w:t>och</w:t>
+      </w:r>
+      <w:r>
+        <w:rPr>
+          <w:i/>
+        </w:rPr>
+        <w:t xml:space="preserve"> 9740 Skogsbevuxen myr</w:t>
+      </w:r>
+      <w:r>
+        <w:t>. Den lever i både barr- och blandskog liksom i ren lövskog. De tätaste populationerna tenderar att finnas i äldre, variationsrik blandskog med gott om död ved och gamla träd. Varje par utnyttjar 400–1000 hektar skog beroende på skogens kvalitet. Skogsbruk med korta omloppstider och täta, homogena ungskogar utgör det största hotet (SLU Artdatabanken, 2026).</w:t>
+      </w:r>
+    </w:p>
+    <w:p>
+      <w:r>
+        <w:t>Spillkråka är en nyckelart i skogliga miljöer vars övergivna bohål utnyttjas av flera andra hålhäckande fågelarter och fladdermöss, däribland pärluggla (EN, §4), knipa (§4), salskrake (§4) och skogsduva (§4). Hökuggla (VU, §4) och slaguggla (§4) häckar ofta i högstubbar som brutits av i höjd med ett gammalt spillkråkebo (Skogsstyrelsen, 2016).</w:t>
+      </w:r>
+    </w:p>
+    <w:p>
+      <w:pPr>
+        <w:pStyle w:val="Heading2"/>
+      </w:pPr>
+      <w:r>
+        <w:t>Referenser – spillkråka</w:t>
+      </w:r>
+    </w:p>
+    <w:p>
+      <w:r>
+        <w:t xml:space="preserve">Skogsstyrelsen, 2016. </w:t>
+      </w:r>
+      <w:r>
+        <w:rPr>
+          <w:i/>
+        </w:rPr>
+        <w:t xml:space="preserve">Vägledning för hänsyn till spillkråka. </w:t>
+      </w:r>
+      <w:r>
+        <w:t>Vägledningar och kunskapsstöd artskydd – Skogsstyrelsen.</w:t>
+      </w:r>
+    </w:p>
+    <w:p>
+      <w:r>
+        <w:t xml:space="preserve">SLU Artdatabanken, 2026. </w:t>
+      </w:r>
+      <w:r>
+        <w:rPr>
+          <w:i/>
+        </w:rPr>
+        <w:t xml:space="preserve">Artfaktablad. Naturvård – artfakta. </w:t>
+      </w:r>
+      <w:r>
+        <w:t>SLU Artdatabanken, Uppsala.</w:t>
+      </w:r>
+    </w:p>
     <w:sectPr>
       <w:headerReference w:type="even" r:id="rId8"/>
       <w:headerReference w:type="default" r:id="rId9"/>
@@ -701,7 +936,7 @@
     <w:r>
       <w:tab/>
       <w:tab/>
-      <w:t>2026-10-12</w:t>
+      <w:t>2026-10-13</w:t>
       <w:br/>
       <w:br/>
     </w:r>

--- a/klagomål/A 40487-2026 FSC-klagomål.docx
+++ b/klagomål/A 40487-2026 FSC-klagomål.docx
@@ -936,7 +936,7 @@
     <w:r>
       <w:tab/>
       <w:tab/>
-      <w:t>2026-10-13</w:t>
+      <w:t>2026-10-14</w:t>
       <w:br/>
       <w:br/>
     </w:r>

--- a/klagomål/A 40487-2026 FSC-klagomål.docx
+++ b/klagomål/A 40487-2026 FSC-klagomål.docx
@@ -936,7 +936,7 @@
     <w:r>
       <w:tab/>
       <w:tab/>
-      <w:t>2026-10-14</w:t>
+      <w:t>2026-10-15</w:t>
       <w:br/>
       <w:br/>
     </w:r>

--- a/klagomål/A 40487-2026 FSC-klagomål.docx
+++ b/klagomål/A 40487-2026 FSC-klagomål.docx
@@ -936,7 +936,7 @@
     <w:r>
       <w:tab/>
       <w:tab/>
-      <w:t>2026-10-15</w:t>
+      <w:t>2026-10-16</w:t>
       <w:br/>
       <w:br/>
     </w:r>

--- a/klagomål/A 40487-2026 FSC-klagomål.docx
+++ b/klagomål/A 40487-2026 FSC-klagomål.docx
@@ -936,7 +936,7 @@
     <w:r>
       <w:tab/>
       <w:tab/>
-      <w:t>2026-10-16</w:t>
+      <w:t>2026-10-17</w:t>
       <w:br/>
       <w:br/>
     </w:r>

--- a/klagomål/A 40487-2026 FSC-klagomål.docx
+++ b/klagomål/A 40487-2026 FSC-klagomål.docx
@@ -936,7 +936,7 @@
     <w:r>
       <w:tab/>
       <w:tab/>
-      <w:t>2026-10-17</w:t>
+      <w:t>2026-10-18</w:t>
       <w:br/>
       <w:br/>
     </w:r>

--- a/klagomål/A 40487-2026 FSC-klagomål.docx
+++ b/klagomål/A 40487-2026 FSC-klagomål.docx
@@ -936,7 +936,7 @@
     <w:r>
       <w:tab/>
       <w:tab/>
-      <w:t>2026-10-18</w:t>
+      <w:t>2026-10-19</w:t>
       <w:br/>
       <w:br/>
     </w:r>

--- a/klagomål/A 40487-2026 FSC-klagomål.docx
+++ b/klagomål/A 40487-2026 FSC-klagomål.docx
@@ -936,7 +936,7 @@
     <w:r>
       <w:tab/>
       <w:tab/>
-      <w:t>2026-10-19</w:t>
+      <w:t>2026-10-20</w:t>
       <w:br/>
       <w:br/>
     </w:r>

--- a/klagomål/A 40487-2026 FSC-klagomål.docx
+++ b/klagomål/A 40487-2026 FSC-klagomål.docx
@@ -221,7 +221,7 @@
     </w:p>
     <w:p>
       <w:r>
-        <w:t>I och inom 14 meter från avverkningsanmälan finns fynd av 11 naturvårdsarter, varav 5 är fridlysta, 6 är typiska (T) och 6 är signalarter (S): blåmossa (S, T), kambräken (S, T), klippfrullania (S, T), platt fjädermossa (S, T), smal svampklubba (S), västlig hakmossa (S), mattlummer (T, §9), spillkråka (T, §4), lopplummer (aggregat) (§9), revlummer (§9) och äkta lopplummer (§9). Se Figur 1.</w:t>
+        <w:t>I och inom 14 meter från avverkningsanmälan finns fynd av 12 naturvårdsarter, varav 1 är rödlistad, 5 är fridlysta, 7 är typiska (T) och 6 är signalarter (S): rutskinn (NT, T), blåmossa (S, T), kambräken (S, T), klippfrullania (S, T), platt fjädermossa (S, T), smal svampklubba (S), västlig hakmossa (S), mattlummer (T, §9), spillkråka (T, §4), lopplummer (aggregat) (§9), revlummer (§9) och äkta lopplummer (§9). Se Figur 1.</w:t>
       </w:r>
     </w:p>
     <w:p>
@@ -252,6 +252,35 @@
         <w:rPr>
           <w:b/>
         </w:rPr>
+        <w:t>Rutskinn (NT)</w:t>
+      </w:r>
+      <w:r>
+        <w:t xml:space="preserve"> är en relativt sällsynt art som växer främst på gammal grov ek och nedfallna grenar av ek, framför allt i ekhagar, men ibland även i mera sluten ädellöv- och blandskog. För att gynna arten måste hagmarker och ädellövskog med grova ekar skyddas och skötas så att en olikåldrig struktur gynnas och de gamla träden får ersättare när de dör. Rutskinn är typisk art för </w:t>
+      </w:r>
+      <w:r>
+        <w:rPr>
+          <w:i/>
+        </w:rPr>
+        <w:t xml:space="preserve">9020 Nordlig ädellövskog, 9160 Näringsrik ekskog </w:t>
+      </w:r>
+      <w:r>
+        <w:t>och</w:t>
+      </w:r>
+      <w:r>
+        <w:rPr>
+          <w:i/>
+        </w:rPr>
+        <w:t xml:space="preserve"> 9190 Näringsfattig ekskog</w:t>
+      </w:r>
+      <w:r>
+        <w:t xml:space="preserve"> (SLU Artdatabanken, 2024; Nitare &amp; Skogsstyrelsen, 2019).</w:t>
+      </w:r>
+    </w:p>
+    <w:p>
+      <w:r>
+        <w:rPr>
+          <w:b/>
+        </w:rPr>
         <w:t xml:space="preserve">Blåmossa </w:t>
       </w:r>
       <w:r>
@@ -536,7 +565,7 @@
         <w:rPr>
           <w:i/>
         </w:rPr>
-        <w:t>I det avverkningsanmälda skogsområdet har 11 naturvårdsarter varav 0 rödlistade arter sina livsmiljöer och växtplatser.</w:t>
+        <w:t>I det avverkningsanmälda skogsområdet har 12 naturvårdsarter varav 1 rödlistade arter sina livsmiljöer och växtplatser.</w:t>
       </w:r>
     </w:p>
     <w:p>
@@ -936,7 +965,7 @@
     <w:r>
       <w:tab/>
       <w:tab/>
-      <w:t>2026-10-20</w:t>
+      <w:t>2026-10-21</w:t>
       <w:br/>
       <w:br/>
     </w:r>

--- a/klagomål/A 40487-2026 FSC-klagomål.docx
+++ b/klagomål/A 40487-2026 FSC-klagomål.docx
@@ -965,7 +965,7 @@
     <w:r>
       <w:tab/>
       <w:tab/>
-      <w:t>2026-10-21</w:t>
+      <w:t>2026-10-22</w:t>
       <w:br/>
       <w:br/>
     </w:r>

--- a/klagomål/A 40487-2026 FSC-klagomål.docx
+++ b/klagomål/A 40487-2026 FSC-klagomål.docx
@@ -965,7 +965,7 @@
     <w:r>
       <w:tab/>
       <w:tab/>
-      <w:t>2026-10-22</w:t>
+      <w:t>2026-10-23</w:t>
       <w:br/>
       <w:br/>
     </w:r>

--- a/klagomål/A 40487-2026 FSC-klagomål.docx
+++ b/klagomål/A 40487-2026 FSC-klagomål.docx
@@ -965,7 +965,7 @@
     <w:r>
       <w:tab/>
       <w:tab/>
-      <w:t>2026-10-23</w:t>
+      <w:t>2026-10-24</w:t>
       <w:br/>
       <w:br/>
     </w:r>

--- a/klagomål/A 40487-2026 FSC-klagomål.docx
+++ b/klagomål/A 40487-2026 FSC-klagomål.docx
@@ -965,7 +965,7 @@
     <w:r>
       <w:tab/>
       <w:tab/>
-      <w:t>2026-10-24</w:t>
+      <w:t>2026-10-25</w:t>
       <w:br/>
       <w:br/>
     </w:r>

--- a/klagomål/A 40487-2026 FSC-klagomål.docx
+++ b/klagomål/A 40487-2026 FSC-klagomål.docx
@@ -965,7 +965,7 @@
     <w:r>
       <w:tab/>
       <w:tab/>
-      <w:t>2026-10-25</w:t>
+      <w:t>2026-10-26</w:t>
       <w:br/>
       <w:br/>
     </w:r>

--- a/klagomål/A 40487-2026 FSC-klagomål.docx
+++ b/klagomål/A 40487-2026 FSC-klagomål.docx
@@ -965,7 +965,7 @@
     <w:r>
       <w:tab/>
       <w:tab/>
-      <w:t>2026-10-26</w:t>
+      <w:t>2026-10-27</w:t>
       <w:br/>
       <w:br/>
     </w:r>

--- a/klagomål/A 40487-2026 FSC-klagomål.docx
+++ b/klagomål/A 40487-2026 FSC-klagomål.docx
@@ -965,7 +965,7 @@
     <w:r>
       <w:tab/>
       <w:tab/>
-      <w:t>2026-10-27</w:t>
+      <w:t>2026-10-28</w:t>
       <w:br/>
       <w:br/>
     </w:r>

--- a/klagomål/A 40487-2026 FSC-klagomål.docx
+++ b/klagomål/A 40487-2026 FSC-klagomål.docx
@@ -965,7 +965,7 @@
     <w:r>
       <w:tab/>
       <w:tab/>
-      <w:t>2026-10-28</w:t>
+      <w:t>2026-10-29</w:t>
       <w:br/>
       <w:br/>
     </w:r>

--- a/klagomål/A 40487-2026 FSC-klagomål.docx
+++ b/klagomål/A 40487-2026 FSC-klagomål.docx
@@ -965,7 +965,7 @@
     <w:r>
       <w:tab/>
       <w:tab/>
-      <w:t>2026-10-29</w:t>
+      <w:t>2026-10-31</w:t>
       <w:br/>
       <w:br/>
     </w:r>
